--- a/AssignmentRelatedDocuments/WhatWasSubmitted/LearningExperienceAndScreenshots.docx
+++ b/AssignmentRelatedDocuments/WhatWasSubmitted/LearningExperienceAndScreenshots.docx
@@ -9,38 +9,66 @@
     </w:p>
     <w:p>
       <w:r>
-        <w:t>This project provided a practical and intuitive way to visualize recursive logic with the binary MorseCodeTree. By taking advantage of the tree’s inherent branching, implementing methods for adding and retrieving data became straightforward. This structure made navigation simple since there was only 2 options for the next direction, left or right.</w:t>
+        <w:t xml:space="preserve">I learned through the process of this </w:t>
+      </w:r>
+      <w:proofErr w:type="gramStart"/>
+      <w:r>
+        <w:t>project,</w:t>
+      </w:r>
+      <w:proofErr w:type="gramEnd"/>
+      <w:r>
+        <w:t xml:space="preserve"> that despite creating and debugging all the methods in the graph lab</w:t>
+      </w:r>
+      <w:r>
+        <w:t xml:space="preserve"> assignment</w:t>
+      </w:r>
+      <w:r>
+        <w:t xml:space="preserve">, I could not just blindly copy and paste from one place to another. The specificity of the given test cases called the methods in slightly different ways that toppled my previously functional arrangement. </w:t>
+      </w:r>
+      <w:r>
+        <w:t>(though I was able to keep the core logic which saved me a headache)</w:t>
       </w:r>
     </w:p>
     <w:p>
       <w:r>
-        <w:t>This project was also good practice for generics since the MorseCodeTree</w:t>
-      </w:r>
-      <w:r>
-        <w:t xml:space="preserve"> had to implement the generic LinkedConverterTreeInterface as a String. The interface required type safety throughout the MorseCodeTree and the supporting class TreeNode. Dealing with these 3 classes while also dealing with custom exception cases for invalid inputs, helped my understanding of reusable data structures.</w:t>
+        <w:t xml:space="preserve">I think the lesson that was most ingrained during this process was checking to see if an object already exists before adding it. During the file reading </w:t>
+      </w:r>
+      <w:proofErr w:type="gramStart"/>
+      <w:r>
+        <w:t>method</w:t>
+      </w:r>
+      <w:proofErr w:type="gramEnd"/>
+      <w:r>
+        <w:t xml:space="preserve"> I was always creating new </w:t>
+      </w:r>
+      <w:proofErr w:type="gramStart"/>
+      <w:r>
+        <w:t>town(</w:t>
+      </w:r>
+      <w:proofErr w:type="gramEnd"/>
+      <w:r>
+        <w:t xml:space="preserve">name of the town) regardless of if I had already created that town. </w:t>
+      </w:r>
+      <w:r>
+        <w:t>I found this bug during the DriverFX manual testing. I was able to find a path between 2 neighboring towns, but if I wanted to go from A-&gt;C when the graph was A-B-C, I couldn’t because A’s B was a different B than C’s B due to creating a new vertex every time.</w:t>
+      </w:r>
+      <w:r>
+        <w:br w:type="page"/>
       </w:r>
     </w:p>
     <w:p>
       <w:r>
-        <w:br w:type="page"/>
+        <w:lastRenderedPageBreak/>
+        <w:t>UML diagram screenshot</w:t>
       </w:r>
     </w:p>
     <w:p>
       <w:r>
-        <w:lastRenderedPageBreak/>
-        <w:t>UML diagram screenshot</w:t>
-      </w:r>
-    </w:p>
-    <w:p>
-      <w:r>
-        <w:t xml:space="preserve"> </w:t>
-      </w:r>
-      <w:r>
         <w:drawing>
-          <wp:inline distT="0" distB="0" distL="0" distR="0" wp14:anchorId="30E3A647" wp14:editId="6CECC370">
-            <wp:extent cx="5943600" cy="5708650"/>
-            <wp:effectExtent l="0" t="0" r="0" b="6350"/>
-            <wp:docPr id="1328175510" name="Picture 1"/>
+          <wp:inline distT="0" distB="0" distL="0" distR="0" wp14:anchorId="167E2CDD" wp14:editId="016C88F2">
+            <wp:extent cx="5943600" cy="6859270"/>
+            <wp:effectExtent l="0" t="0" r="0" b="0"/>
+            <wp:docPr id="1872237047" name="Picture 1"/>
             <wp:cNvGraphicFramePr>
               <a:graphicFrameLocks xmlns:a="http://schemas.openxmlformats.org/drawingml/2006/main" noChangeAspect="1"/>
             </wp:cNvGraphicFramePr>
@@ -48,7 +76,7 @@
               <a:graphicData uri="http://schemas.openxmlformats.org/drawingml/2006/picture">
                 <pic:pic xmlns:pic="http://schemas.openxmlformats.org/drawingml/2006/picture">
                   <pic:nvPicPr>
-                    <pic:cNvPr id="1328175510" name=""/>
+                    <pic:cNvPr id="1872237047" name=""/>
                     <pic:cNvPicPr/>
                   </pic:nvPicPr>
                   <pic:blipFill>
@@ -60,7 +88,7 @@
                   <pic:spPr>
                     <a:xfrm>
                       <a:off x="0" y="0"/>
-                      <a:ext cx="5943600" cy="5708650"/>
+                      <a:ext cx="5943600" cy="6859270"/>
                     </a:xfrm>
                     <a:prstGeom prst="rect">
                       <a:avLst/>
@@ -85,10 +113,10 @@
     <w:p>
       <w:r>
         <w:drawing>
-          <wp:inline distT="0" distB="0" distL="0" distR="0" wp14:anchorId="574708AC" wp14:editId="5B24A518">
-            <wp:extent cx="5325218" cy="5601482"/>
-            <wp:effectExtent l="0" t="0" r="8890" b="0"/>
-            <wp:docPr id="1586525920" name="Picture 1"/>
+          <wp:inline distT="0" distB="0" distL="0" distR="0" wp14:anchorId="672AD569" wp14:editId="1FAAD5C0">
+            <wp:extent cx="5943600" cy="4479925"/>
+            <wp:effectExtent l="0" t="0" r="0" b="0"/>
+            <wp:docPr id="1104771614" name="Picture 1"/>
             <wp:cNvGraphicFramePr>
               <a:graphicFrameLocks xmlns:a="http://schemas.openxmlformats.org/drawingml/2006/main" noChangeAspect="1"/>
             </wp:cNvGraphicFramePr>
@@ -96,7 +124,7 @@
               <a:graphicData uri="http://schemas.openxmlformats.org/drawingml/2006/picture">
                 <pic:pic xmlns:pic="http://schemas.openxmlformats.org/drawingml/2006/picture">
                   <pic:nvPicPr>
-                    <pic:cNvPr id="1586525920" name=""/>
+                    <pic:cNvPr id="1104771614" name=""/>
                     <pic:cNvPicPr/>
                   </pic:nvPicPr>
                   <pic:blipFill>
@@ -108,7 +136,7 @@
                   <pic:spPr>
                     <a:xfrm>
                       <a:off x="0" y="0"/>
-                      <a:ext cx="5325218" cy="5601482"/>
+                      <a:ext cx="5943600" cy="4479925"/>
                     </a:xfrm>
                     <a:prstGeom prst="rect">
                       <a:avLst/>
@@ -130,45 +158,7 @@
         <w:t>Github Screenshots</w:t>
       </w:r>
     </w:p>
-    <w:p>
-      <w:r>
-        <w:drawing>
-          <wp:inline distT="0" distB="0" distL="0" distR="0" wp14:anchorId="6F841053" wp14:editId="65115D50">
-            <wp:extent cx="5943600" cy="3122295"/>
-            <wp:effectExtent l="0" t="0" r="0" b="1905"/>
-            <wp:docPr id="768609003" name="Picture 1"/>
-            <wp:cNvGraphicFramePr>
-              <a:graphicFrameLocks xmlns:a="http://schemas.openxmlformats.org/drawingml/2006/main" noChangeAspect="1"/>
-            </wp:cNvGraphicFramePr>
-            <a:graphic xmlns:a="http://schemas.openxmlformats.org/drawingml/2006/main">
-              <a:graphicData uri="http://schemas.openxmlformats.org/drawingml/2006/picture">
-                <pic:pic xmlns:pic="http://schemas.openxmlformats.org/drawingml/2006/picture">
-                  <pic:nvPicPr>
-                    <pic:cNvPr id="768609003" name=""/>
-                    <pic:cNvPicPr/>
-                  </pic:nvPicPr>
-                  <pic:blipFill>
-                    <a:blip r:embed="rId6"/>
-                    <a:stretch>
-                      <a:fillRect/>
-                    </a:stretch>
-                  </pic:blipFill>
-                  <pic:spPr>
-                    <a:xfrm>
-                      <a:off x="0" y="0"/>
-                      <a:ext cx="5943600" cy="3122295"/>
-                    </a:xfrm>
-                    <a:prstGeom prst="rect">
-                      <a:avLst/>
-                    </a:prstGeom>
-                  </pic:spPr>
-                </pic:pic>
-              </a:graphicData>
-            </a:graphic>
-          </wp:inline>
-        </w:drawing>
-      </w:r>
-    </w:p>
+    <w:p/>
     <w:sectPr>
       <w:pgSz w:w="12240" w:h="15840"/>
       <w:pgMar w:top="1440" w:right="1440" w:bottom="1440" w:left="1440" w:header="720" w:footer="720" w:gutter="0"/>

--- a/AssignmentRelatedDocuments/WhatWasSubmitted/LearningExperienceAndScreenshots.docx
+++ b/AssignmentRelatedDocuments/WhatWasSubmitted/LearningExperienceAndScreenshots.docx
@@ -9,15 +9,7 @@
     </w:p>
     <w:p>
       <w:r>
-        <w:t xml:space="preserve">I learned through the process of this </w:t>
-      </w:r>
-      <w:proofErr w:type="gramStart"/>
-      <w:r>
-        <w:t>project,</w:t>
-      </w:r>
-      <w:proofErr w:type="gramEnd"/>
-      <w:r>
-        <w:t xml:space="preserve"> that despite creating and debugging all the methods in the graph lab</w:t>
+        <w:t>I learned through the process of this project, that despite creating and debugging all the methods in the graph lab</w:t>
       </w:r>
       <w:r>
         <w:t xml:space="preserve"> assignment</w:t>
@@ -31,26 +23,52 @@
     </w:p>
     <w:p>
       <w:r>
-        <w:t xml:space="preserve">I think the lesson that was most ingrained during this process was checking to see if an object already exists before adding it. During the file reading </w:t>
-      </w:r>
-      <w:proofErr w:type="gramStart"/>
-      <w:r>
-        <w:t>method</w:t>
-      </w:r>
-      <w:proofErr w:type="gramEnd"/>
-      <w:r>
-        <w:t xml:space="preserve"> I was always creating new </w:t>
-      </w:r>
-      <w:proofErr w:type="gramStart"/>
-      <w:r>
-        <w:t>town(</w:t>
-      </w:r>
-      <w:proofErr w:type="gramEnd"/>
-      <w:r>
-        <w:t xml:space="preserve">name of the town) regardless of if I had already created that town. </w:t>
-      </w:r>
-      <w:r>
-        <w:t>I found this bug during the DriverFX manual testing. I was able to find a path between 2 neighboring towns, but if I wanted to go from A-&gt;C when the graph was A-B-C, I couldn’t because A’s B was a different B than C’s B due to creating a new vertex every time.</w:t>
+        <w:t>I think the lesson that was most ingrained during this process was checking to see if an object already exists before adding it. During the file reading method</w:t>
+      </w:r>
+      <w:r>
+        <w:t>,</w:t>
+      </w:r>
+      <w:r>
+        <w:t xml:space="preserve"> I was always </w:t>
+      </w:r>
+      <w:r>
+        <w:t>calling</w:t>
+      </w:r>
+      <w:r>
+        <w:t xml:space="preserve"> new </w:t>
+      </w:r>
+      <w:r>
+        <w:t>T</w:t>
+      </w:r>
+      <w:r>
+        <w:t xml:space="preserve">own(name of the town) regardless of if I had already created that town. </w:t>
+      </w:r>
+      <w:r>
+        <w:t>I found this bug during the DriverFX manual testing. I was able to find a path between 2 neighboring towns, but if I wanted to go from A-&gt;C</w:t>
+      </w:r>
+      <w:r>
+        <w:t>,</w:t>
+      </w:r>
+      <w:r>
+        <w:t xml:space="preserve"> when the graph was A</w:t>
+      </w:r>
+      <w:r>
+        <w:t>--</w:t>
+      </w:r>
+      <w:r>
+        <w:t>B</w:t>
+      </w:r>
+      <w:r>
+        <w:t>-</w:t>
+      </w:r>
+      <w:r>
+        <w:t>-C, I couldn’t because A’s B was a different B than C’s B</w:t>
+      </w:r>
+      <w:r>
+        <w:t>,</w:t>
+      </w:r>
+      <w:r>
+        <w:t xml:space="preserve"> due to creating a new vertex every time.</w:t>
       </w:r>
       <w:r>
         <w:br w:type="page"/>
@@ -58,12 +76,14 @@
     </w:p>
     <w:p>
       <w:r>
-        <w:lastRenderedPageBreak/>
         <w:t>UML diagram screenshot</w:t>
       </w:r>
     </w:p>
     <w:p>
       <w:r>
+        <w:rPr>
+          <w:noProof/>
+        </w:rPr>
         <w:drawing>
           <wp:inline distT="0" distB="0" distL="0" distR="0" wp14:anchorId="167E2CDD" wp14:editId="016C88F2">
             <wp:extent cx="5943600" cy="6859270"/>
@@ -106,12 +126,14 @@
     </w:p>
     <w:p>
       <w:r>
-        <w:lastRenderedPageBreak/>
         <w:t>JUnit tests screenshot</w:t>
       </w:r>
     </w:p>
     <w:p>
       <w:r>
+        <w:rPr>
+          <w:noProof/>
+        </w:rPr>
         <w:drawing>
           <wp:inline distT="0" distB="0" distL="0" distR="0" wp14:anchorId="672AD569" wp14:editId="1FAAD5C0">
             <wp:extent cx="5943600" cy="4479925"/>
@@ -154,11 +176,51 @@
     </w:p>
     <w:p>
       <w:r>
-        <w:lastRenderedPageBreak/>
         <w:t>Github Screenshots</w:t>
       </w:r>
     </w:p>
-    <w:p/>
+    <w:p>
+      <w:r>
+        <w:rPr>
+          <w:noProof/>
+        </w:rPr>
+        <w:drawing>
+          <wp:inline distT="0" distB="0" distL="0" distR="0" wp14:anchorId="49BECBF2" wp14:editId="52989DFD">
+            <wp:extent cx="5943600" cy="3243580"/>
+            <wp:effectExtent l="0" t="0" r="0" b="0"/>
+            <wp:docPr id="642367959" name="Picture 1"/>
+            <wp:cNvGraphicFramePr>
+              <a:graphicFrameLocks xmlns:a="http://schemas.openxmlformats.org/drawingml/2006/main" noChangeAspect="1"/>
+            </wp:cNvGraphicFramePr>
+            <a:graphic xmlns:a="http://schemas.openxmlformats.org/drawingml/2006/main">
+              <a:graphicData uri="http://schemas.openxmlformats.org/drawingml/2006/picture">
+                <pic:pic xmlns:pic="http://schemas.openxmlformats.org/drawingml/2006/picture">
+                  <pic:nvPicPr>
+                    <pic:cNvPr id="642367959" name=""/>
+                    <pic:cNvPicPr/>
+                  </pic:nvPicPr>
+                  <pic:blipFill>
+                    <a:blip r:embed="rId6"/>
+                    <a:stretch>
+                      <a:fillRect/>
+                    </a:stretch>
+                  </pic:blipFill>
+                  <pic:spPr>
+                    <a:xfrm>
+                      <a:off x="0" y="0"/>
+                      <a:ext cx="5943600" cy="3243580"/>
+                    </a:xfrm>
+                    <a:prstGeom prst="rect">
+                      <a:avLst/>
+                    </a:prstGeom>
+                  </pic:spPr>
+                </pic:pic>
+              </a:graphicData>
+            </a:graphic>
+          </wp:inline>
+        </w:drawing>
+      </w:r>
+    </w:p>
     <w:sectPr>
       <w:pgSz w:w="12240" w:h="15840"/>
       <w:pgMar w:top="1440" w:right="1440" w:bottom="1440" w:left="1440" w:header="720" w:footer="720" w:gutter="0"/>
